--- a/static/downloads/pt-br/docx/layer-0/identity-constraints-register.docx
+++ b/static/downloads/pt-br/docx/layer-0/identity-constraints-register.docx
@@ -87,7 +87,7 @@
         <w:t xml:space="preserve"> </w:t>
       </w:r>
       <w:r>
-        <w:t xml:space="preserve">2026-06-26</w:t>
+        <w:t xml:space="preserve">2026-07-07</w:t>
       </w:r>
     </w:p>
     <w:p>
@@ -238,10 +238,10 @@
     </w:p>
     <w:p>
       <w:pPr>
-        <w:pStyle w:val="BlockText"/>
-      </w:pPr>
-      <w:r>
-        <w:t xml:space="preserve">Restrições de identidade são os limites comportamentais, éticos e estruturais inegociáveis que definem quem a comunidade é. Diferente dos invariantes (que protegem o próprio sistema), as restrições de identidade definem como os membros e a comunidade se relacionam com pessoas, ecossistemas e ideologias.</w:t>
+        <w:pStyle w:val="FirstParagraph"/>
+      </w:pPr>
+      <w:r>
+        <w:t xml:space="preserve">&gt; Restrições de identidade são os limites comportamentais, éticos e estruturais inegociáveis que definem quem a comunidade é. Diferente dos invariantes (que protegem o próprio sistema), as restrições de identidade definem como os membros e a comunidade se relacionam com pessoas, ecossistemas e ideologias.</w:t>
       </w:r>
     </w:p>
     <w:p>
@@ -339,8 +339,14 @@
     </w:p>
     <w:p>
       <w:pPr>
-        <w:pStyle w:val="BlockText"/>
-      </w:pPr>
+        <w:pStyle w:val="BodyText"/>
+      </w:pPr>
+      <w:r>
+        <w:t xml:space="preserve">&gt;</w:t>
+      </w:r>
+      <w:r>
+        <w:t xml:space="preserve"> </w:t>
+      </w:r>
       <w:r>
         <w:rPr>
           <w:b/>
@@ -348,13 +354,17 @@
         </w:rPr>
         <w:t xml:space="preserve">Justificativa — Por que declarar as restrições de identidade explicitamente</w:t>
       </w:r>
-    </w:p>
-    <w:p>
-      <w:pPr>
-        <w:pStyle w:val="BlockText"/>
-      </w:pPr>
-      <w:r>
-        <w:t xml:space="preserve">Toda comunidade tem regras implícitas —</w:t>
+      <w:r>
+        <w:t xml:space="preserve"> </w:t>
+      </w:r>
+      <w:r>
+        <w:t xml:space="preserve">&gt;</w:t>
+      </w:r>
+      <w:r>
+        <w:t xml:space="preserve"> </w:t>
+      </w:r>
+      <w:r>
+        <w:t xml:space="preserve">&gt; Toda comunidade tem regras implícitas —</w:t>
       </w:r>
       <w:r>
         <w:t xml:space="preserve"> </w:t>
@@ -368,8 +378,14 @@
     </w:p>
     <w:p>
       <w:pPr>
-        <w:pStyle w:val="BlockText"/>
-      </w:pPr>
+        <w:pStyle w:val="BodyText"/>
+      </w:pPr>
+      <w:r>
+        <w:t xml:space="preserve">&gt;</w:t>
+      </w:r>
+      <w:r>
+        <w:t xml:space="preserve"> </w:t>
+      </w:r>
       <w:r>
         <w:rPr>
           <w:b/>
@@ -377,13 +393,17 @@
         </w:rPr>
         <w:t xml:space="preserve">Instruções — Como preencher isto</w:t>
       </w:r>
-    </w:p>
-    <w:p>
-      <w:pPr>
-        <w:pStyle w:val="BlockText"/>
-      </w:pPr>
-      <w:r>
-        <w:t xml:space="preserve">Cada restrição deve ser testável e aplicável através de um processo definido — não aspirações vagas. Categorias comuns do RCOS §2.4.2: limites éticos/comportamentais, pré-requisitos de participação, restrições culturais ou ecológicas inegociáveis. Consulte a Camada 4 para aplicação, a Camada 1 para consequências de participação.</w:t>
+      <w:r>
+        <w:t xml:space="preserve"> </w:t>
+      </w:r>
+      <w:r>
+        <w:t xml:space="preserve">&gt;</w:t>
+      </w:r>
+      <w:r>
+        <w:t xml:space="preserve"> </w:t>
+      </w:r>
+      <w:r>
+        <w:t xml:space="preserve">&gt; Cada restrição deve ser testável e aplicável através de um processo definido — não aspirações vagas. Categorias comuns do RCOS §2.4.2: limites éticos/comportamentais, pré-requisitos de participação, restrições culturais ou ecológicas inegociáveis. Consulte a Camada 4 para aplicação, a Camada 1 para consequências de participação.</w:t>
       </w:r>
     </w:p>
     <w:p>
@@ -579,8 +599,14 @@
     </w:p>
     <w:p>
       <w:pPr>
-        <w:pStyle w:val="BlockText"/>
-      </w:pPr>
+        <w:pStyle w:val="BodyText"/>
+      </w:pPr>
+      <w:r>
+        <w:t xml:space="preserve">&gt;</w:t>
+      </w:r>
+      <w:r>
+        <w:t xml:space="preserve"> </w:t>
+      </w:r>
       <w:r>
         <w:rPr>
           <w:b/>
@@ -588,19 +614,29 @@
         </w:rPr>
         <w:t xml:space="preserve">Justificativa — Por que as restrições devem ser testáveis, não informais</w:t>
       </w:r>
-    </w:p>
-    <w:p>
-      <w:pPr>
-        <w:pStyle w:val="BlockText"/>
-      </w:pPr>
-      <w:r>
-        <w:t xml:space="preserve">Uma restrição que não pode ser testada é uma restrição aplicada por quem tem o maior capital social na sala. Definir como cada restrição é detectada, quem a aciona e através de qual processo é resolvida é o que impede que regras de identidade se tornem ferramentas de exclusão arbitrária.</w:t>
-      </w:r>
-    </w:p>
-    <w:p>
-      <w:pPr>
-        <w:pStyle w:val="BlockText"/>
-      </w:pPr>
+      <w:r>
+        <w:t xml:space="preserve"> </w:t>
+      </w:r>
+      <w:r>
+        <w:t xml:space="preserve">&gt;</w:t>
+      </w:r>
+      <w:r>
+        <w:t xml:space="preserve"> </w:t>
+      </w:r>
+      <w:r>
+        <w:t xml:space="preserve">&gt; Uma restrição que não pode ser testada é uma restrição aplicada por quem tem o maior capital social na sala. Definir como cada restrição é detectada, quem a aciona e através de qual processo é resolvida é o que impede que regras de identidade se tornem ferramentas de exclusão arbitrária.</w:t>
+      </w:r>
+    </w:p>
+    <w:p>
+      <w:pPr>
+        <w:pStyle w:val="BodyText"/>
+      </w:pPr>
+      <w:r>
+        <w:t xml:space="preserve">&gt;</w:t>
+      </w:r>
+      <w:r>
+        <w:t xml:space="preserve"> </w:t>
+      </w:r>
       <w:r>
         <w:rPr>
           <w:b/>
@@ -608,13 +644,17 @@
         </w:rPr>
         <w:t xml:space="preserve">Instruções — Como preencher isto</w:t>
       </w:r>
-    </w:p>
-    <w:p>
-      <w:pPr>
-        <w:pStyle w:val="BlockText"/>
-      </w:pPr>
-      <w:r>
-        <w:t xml:space="preserve">Para cada restrição acima (ou como política geral), descreva como uma violação é identificada e tratada. Consulte a Escada de Resolução de Conflitos (Camada 4) e qualquer papel responsável por monitoramento (Camada 5).</w:t>
+      <w:r>
+        <w:t xml:space="preserve"> </w:t>
+      </w:r>
+      <w:r>
+        <w:t xml:space="preserve">&gt;</w:t>
+      </w:r>
+      <w:r>
+        <w:t xml:space="preserve"> </w:t>
+      </w:r>
+      <w:r>
+        <w:t xml:space="preserve">&gt; Para cada restrição acima (ou como política geral), descreva como uma violação é identificada e tratada. Consulte a Escada de Resolução de Conflitos (Camada 4) e qualquer papel responsável por monitoramento (Camada 5).</w:t>
       </w:r>
     </w:p>
     <w:p>
@@ -730,8 +770,14 @@
     </w:p>
     <w:p>
       <w:pPr>
-        <w:pStyle w:val="BlockText"/>
-      </w:pPr>
+        <w:pStyle w:val="BodyText"/>
+      </w:pPr>
+      <w:r>
+        <w:t xml:space="preserve">&gt;</w:t>
+      </w:r>
+      <w:r>
+        <w:t xml:space="preserve"> </w:t>
+      </w:r>
       <w:r>
         <w:rPr>
           <w:b/>
@@ -739,18 +785,22 @@
         </w:rPr>
         <w:t xml:space="preserve">Instruções — Como preencher isto</w:t>
       </w:r>
-    </w:p>
-    <w:p>
-      <w:pPr>
-        <w:pStyle w:val="BlockText"/>
-      </w:pPr>
-      <w:r>
-        <w:t xml:space="preserve">Restrições de identidade são constitucionais — descreva o tipo de decisão, o quórum e o processo de ratificação exigidos para adicionar, remover ou alterar uma restrição.</w:t>
-      </w:r>
-    </w:p>
-    <w:p>
-      <w:pPr>
-        <w:pStyle w:val="FirstParagraph"/>
+      <w:r>
+        <w:t xml:space="preserve"> </w:t>
+      </w:r>
+      <w:r>
+        <w:t xml:space="preserve">&gt;</w:t>
+      </w:r>
+      <w:r>
+        <w:t xml:space="preserve"> </w:t>
+      </w:r>
+      <w:r>
+        <w:t xml:space="preserve">&gt; Restrições de identidade são constitucionais — descreva o tipo de decisão, o quórum e o processo de ratificação exigidos para adicionar, remover ou alterar uma restrição.</w:t>
+      </w:r>
+    </w:p>
+    <w:p>
+      <w:pPr>
+        <w:pStyle w:val="BodyText"/>
       </w:pPr>
       <w:r>
         <w:t xml:space="preserve">Restrições de identidade só podem ser adicionadas, removidas ou alteradas através de uma decisão Constitucional, conforme definido na Matriz de Decisão (Camada 2), exigindo</w:t>
@@ -819,6 +869,9 @@
       </w:r>
       <w:r>
         <w:t xml:space="preserve"> </w:t>
+      </w:r>
+      <w:r>
+        <w:t xml:space="preserve">&lt;AAAA-MM-DD&gt;</w:t>
       </w:r>
     </w:p>
     <w:p>

--- a/static/downloads/pt-br/docx/layer-0/identity-constraints-register.docx
+++ b/static/downloads/pt-br/docx/layer-0/identity-constraints-register.docx
@@ -87,7 +87,7 @@
         <w:t xml:space="preserve"> </w:t>
       </w:r>
       <w:r>
-        <w:t xml:space="preserve">2026-07-07</w:t>
+        <w:t xml:space="preserve">2026-08-31</w:t>
       </w:r>
     </w:p>
     <w:p>
@@ -286,6 +286,30 @@
             <w:iCs/>
           </w:rPr>
           <w:t xml:space="preserve">2.4.1</w:t>
+        </w:r>
+      </w:hyperlink>
+      <w:r>
+        <w:rPr>
+          <w:i/>
+          <w:iCs/>
+        </w:rPr>
+        <w:t xml:space="preserve">,</w:t>
+      </w:r>
+      <w:r>
+        <w:rPr>
+          <w:i/>
+          <w:iCs/>
+        </w:rPr>
+        <w:t xml:space="preserve"> </w:t>
+      </w:r>
+      <w:hyperlink r:id="rId14">
+        <w:r>
+          <w:rPr>
+            <w:rStyle w:val="Hyperlink"/>
+            <w:i/>
+            <w:iCs/>
+          </w:rPr>
+          <w:t xml:space="preserve">2.4.2</w:t>
         </w:r>
       </w:hyperlink>
       <w:r>
